--- a/docs/1re/architecture/labo.docx
+++ b/docs/1re/architecture/labo.docx
@@ -202,21 +202,7 @@
           <w:b/>
           <w:bCs/>
         </w:rPr>
-        <w:t>Compléte</w:t>
-      </w:r>
-      <w:r>
-        <w:rPr>
-          <w:b/>
-          <w:bCs/>
-        </w:rPr>
-        <w:t>z</w:t>
-      </w:r>
-      <w:r>
-        <w:rPr>
-          <w:b/>
-          <w:bCs/>
-        </w:rPr>
-        <w:t xml:space="preserve"> le tableau ci-dessous avec les différents périphériques possibles.</w:t>
+        <w:t>Complétez le tableau ci-dessous avec les différents périphériques possibles.</w:t>
       </w:r>
     </w:p>
     <w:tbl>
@@ -232,18 +218,18 @@
           <w:bottom w:w="0" w:type="dxa"/>
           <w:end w:w="108" w:type="dxa"/>
         </w:tblCellMar>
-        <w:tblLook w:firstRow="1" w:noVBand="1" w:lastRow="0" w:firstColumn="1" w:lastColumn="0" w:noHBand="0" w:val="04a0"/>
+        <w:tblLook w:val="04a0" w:firstRow="1" w:noVBand="1" w:lastRow="0" w:firstColumn="1" w:lastColumn="0" w:noHBand="0"/>
       </w:tblPr>
       <w:tblGrid>
-        <w:gridCol w:w="2687"/>
-        <w:gridCol w:w="2269"/>
+        <w:gridCol w:w="2685"/>
+        <w:gridCol w:w="2271"/>
         <w:gridCol w:w="4060"/>
       </w:tblGrid>
       <w:tr>
         <w:trPr/>
         <w:tc>
           <w:tcPr>
-            <w:tcW w:w="2687" w:type="dxa"/>
+            <w:tcW w:w="2685" w:type="dxa"/>
             <w:tcBorders/>
           </w:tcPr>
           <w:p>
@@ -274,7 +260,7 @@
         </w:tc>
         <w:tc>
           <w:tcPr>
-            <w:tcW w:w="2269" w:type="dxa"/>
+            <w:tcW w:w="2271" w:type="dxa"/>
             <w:tcBorders/>
           </w:tcPr>
           <w:p>
@@ -341,7 +327,7 @@
         <w:trPr/>
         <w:tc>
           <w:tcPr>
-            <w:tcW w:w="2687" w:type="dxa"/>
+            <w:tcW w:w="2685" w:type="dxa"/>
             <w:tcBorders/>
           </w:tcPr>
           <w:p>
@@ -373,7 +359,7 @@
         </w:tc>
         <w:tc>
           <w:tcPr>
-            <w:tcW w:w="2269" w:type="dxa"/>
+            <w:tcW w:w="2271" w:type="dxa"/>
             <w:tcBorders/>
           </w:tcPr>
           <w:p>
@@ -794,7 +780,7 @@
         <w:trPr/>
         <w:tc>
           <w:tcPr>
-            <w:tcW w:w="2687" w:type="dxa"/>
+            <w:tcW w:w="2685" w:type="dxa"/>
             <w:tcBorders/>
           </w:tcPr>
           <w:p>
@@ -826,7 +812,7 @@
         </w:tc>
         <w:tc>
           <w:tcPr>
-            <w:tcW w:w="2269" w:type="dxa"/>
+            <w:tcW w:w="2271" w:type="dxa"/>
             <w:tcBorders/>
           </w:tcPr>
           <w:p>
@@ -893,7 +879,7 @@
         <w:trPr/>
         <w:tc>
           <w:tcPr>
-            <w:tcW w:w="2687" w:type="dxa"/>
+            <w:tcW w:w="2685" w:type="dxa"/>
             <w:tcBorders/>
           </w:tcPr>
           <w:p>
@@ -925,7 +911,7 @@
         </w:tc>
         <w:tc>
           <w:tcPr>
-            <w:tcW w:w="2269" w:type="dxa"/>
+            <w:tcW w:w="2271" w:type="dxa"/>
             <w:tcBorders/>
           </w:tcPr>
           <w:p>
@@ -1401,7 +1387,7 @@
           <w:bottom w:w="0" w:type="dxa"/>
           <w:end w:w="108" w:type="dxa"/>
         </w:tblCellMar>
-        <w:tblLook w:firstRow="1" w:noVBand="1" w:lastRow="0" w:firstColumn="1" w:lastColumn="0" w:noHBand="0" w:val="04a0"/>
+        <w:tblLook w:val="04a0" w:firstRow="1" w:noVBand="1" w:lastRow="0" w:firstColumn="1" w:lastColumn="0" w:noHBand="0"/>
       </w:tblPr>
       <w:tblGrid>
         <w:gridCol w:w="9016"/>
@@ -3578,13 +3564,508 @@
       </w:pPr>
       <w:r>
         <w:rPr/>
+        <w:t>Disque dur</w:t>
+      </w:r>
+    </w:p>
+    <w:p>
+      <w:pPr>
+        <w:pStyle w:val="Normal"/>
+        <w:rPr/>
+      </w:pPr>
+      <w:r>
+        <w:rPr/>
+        <w:t>Il existe deux types de disques durs :</w:t>
+      </w:r>
+    </w:p>
+    <w:p>
+      <w:pPr>
+        <w:pStyle w:val="Normal"/>
+        <w:numPr>
+          <w:ilvl w:val="0"/>
+          <w:numId w:val="7"/>
+        </w:numPr>
+        <w:rPr/>
+      </w:pPr>
+      <w:r>
+        <w:rPr/>
+        <w:t>HDD (Hard Disk Drive)</w:t>
+      </w:r>
+    </w:p>
+    <w:p>
+      <w:pPr>
+        <w:pStyle w:val="Normal"/>
+        <w:numPr>
+          <w:ilvl w:val="0"/>
+          <w:numId w:val="7"/>
+        </w:numPr>
+        <w:rPr/>
+      </w:pPr>
+      <w:r>
+        <w:rPr/>
+        <w:t>SSD (Solid-State Drive)</w:t>
+      </w:r>
+    </w:p>
+    <w:p>
+      <w:pPr>
+        <w:pStyle w:val="Normal"/>
+        <w:rPr/>
+      </w:pPr>
+      <w:r>
+        <w:rPr/>
+      </w:r>
+    </w:p>
+    <w:p>
+      <w:pPr>
+        <w:pStyle w:val="Normal"/>
+        <w:rPr/>
+      </w:pPr>
+      <w:r>
+        <w:rPr/>
+        <w:t>Complétez le tableau de comparaison ci-dessous en recherchant l’information si nécessaire:</w:t>
+      </w:r>
+    </w:p>
+    <w:tbl>
+      <w:tblPr>
+        <w:tblW w:w="9021" w:type="dxa"/>
+        <w:jc w:val="start"/>
+        <w:tblInd w:w="-5" w:type="dxa"/>
+        <w:tblLayout w:type="fixed"/>
+        <w:tblCellMar>
+          <w:top w:w="55" w:type="dxa"/>
+          <w:start w:w="55" w:type="dxa"/>
+          <w:bottom w:w="55" w:type="dxa"/>
+          <w:end w:w="55" w:type="dxa"/>
+        </w:tblCellMar>
+      </w:tblPr>
+      <w:tblGrid>
+        <w:gridCol w:w="1813"/>
+        <w:gridCol w:w="3604"/>
+        <w:gridCol w:w="3604"/>
+      </w:tblGrid>
+      <w:tr>
+        <w:trPr/>
+        <w:tc>
+          <w:tcPr>
+            <w:tcW w:w="1813" w:type="dxa"/>
+            <w:tcBorders>
+              <w:top w:val="single" w:sz="4" w:space="0" w:color="000000"/>
+              <w:start w:val="single" w:sz="4" w:space="0" w:color="000000"/>
+              <w:bottom w:val="single" w:sz="4" w:space="0" w:color="000000"/>
+            </w:tcBorders>
+          </w:tcPr>
+          <w:p>
+            <w:pPr>
+              <w:pStyle w:val="Contenudetableauuser"/>
+              <w:rPr/>
+            </w:pPr>
+            <w:r>
+              <w:rPr/>
+            </w:r>
+          </w:p>
+        </w:tc>
+        <w:tc>
+          <w:tcPr>
+            <w:tcW w:w="3604" w:type="dxa"/>
+            <w:tcBorders>
+              <w:top w:val="single" w:sz="4" w:space="0" w:color="000000"/>
+              <w:start w:val="single" w:sz="4" w:space="0" w:color="000000"/>
+              <w:bottom w:val="single" w:sz="4" w:space="0" w:color="000000"/>
+            </w:tcBorders>
+          </w:tcPr>
+          <w:p>
+            <w:pPr>
+              <w:pStyle w:val="Contenudetableauuser"/>
+              <w:jc w:val="center"/>
+              <w:rPr>
+                <w:b/>
+                <w:bCs/>
+              </w:rPr>
+            </w:pPr>
+            <w:r>
+              <w:rPr>
+                <w:b/>
+                <w:bCs/>
+              </w:rPr>
+              <w:t>HDD</w:t>
+            </w:r>
+          </w:p>
+        </w:tc>
+        <w:tc>
+          <w:tcPr>
+            <w:tcW w:w="3604" w:type="dxa"/>
+            <w:tcBorders>
+              <w:top w:val="single" w:sz="4" w:space="0" w:color="000000"/>
+              <w:start w:val="single" w:sz="4" w:space="0" w:color="000000"/>
+              <w:bottom w:val="single" w:sz="4" w:space="0" w:color="000000"/>
+              <w:end w:val="single" w:sz="4" w:space="0" w:color="000000"/>
+            </w:tcBorders>
+          </w:tcPr>
+          <w:p>
+            <w:pPr>
+              <w:pStyle w:val="Contenudetableauuser"/>
+              <w:jc w:val="center"/>
+              <w:rPr>
+                <w:b/>
+                <w:bCs/>
+              </w:rPr>
+            </w:pPr>
+            <w:r>
+              <w:rPr>
+                <w:b/>
+                <w:bCs/>
+              </w:rPr>
+              <w:t>SDD</w:t>
+            </w:r>
+          </w:p>
+        </w:tc>
+      </w:tr>
+      <w:tr>
+        <w:trPr/>
+        <w:tc>
+          <w:tcPr>
+            <w:tcW w:w="1813" w:type="dxa"/>
+            <w:tcBorders>
+              <w:start w:val="single" w:sz="4" w:space="0" w:color="000000"/>
+              <w:bottom w:val="single" w:sz="4" w:space="0" w:color="000000"/>
+            </w:tcBorders>
+          </w:tcPr>
+          <w:p>
+            <w:pPr>
+              <w:pStyle w:val="Contenudetableauuser"/>
+              <w:rPr>
+                <w:b/>
+                <w:bCs/>
+              </w:rPr>
+            </w:pPr>
+            <w:r>
+              <w:rPr>
+                <w:b/>
+                <w:bCs/>
+              </w:rPr>
+              <w:t>Technologie</w:t>
+            </w:r>
+          </w:p>
+        </w:tc>
+        <w:tc>
+          <w:tcPr>
+            <w:tcW w:w="3604" w:type="dxa"/>
+            <w:tcBorders>
+              <w:start w:val="single" w:sz="4" w:space="0" w:color="000000"/>
+              <w:bottom w:val="single" w:sz="4" w:space="0" w:color="000000"/>
+            </w:tcBorders>
+          </w:tcPr>
+          <w:p>
+            <w:pPr>
+              <w:pStyle w:val="Contenudetableauuser"/>
+              <w:rPr/>
+            </w:pPr>
+            <w:r>
+              <w:rPr/>
+              <w:t>Disques magnétiques rotatifs</w:t>
+            </w:r>
+          </w:p>
+        </w:tc>
+        <w:tc>
+          <w:tcPr>
+            <w:tcW w:w="3604" w:type="dxa"/>
+            <w:tcBorders>
+              <w:start w:val="single" w:sz="4" w:space="0" w:color="000000"/>
+              <w:bottom w:val="single" w:sz="4" w:space="0" w:color="000000"/>
+              <w:end w:val="single" w:sz="4" w:space="0" w:color="000000"/>
+            </w:tcBorders>
+          </w:tcPr>
+          <w:p>
+            <w:pPr>
+              <w:pStyle w:val="Contenudetableauuser"/>
+              <w:rPr/>
+            </w:pPr>
+            <w:r>
+              <w:rPr/>
+              <w:t>Mémoire flash</w:t>
+            </w:r>
+          </w:p>
+        </w:tc>
+      </w:tr>
+      <w:tr>
+        <w:trPr/>
+        <w:tc>
+          <w:tcPr>
+            <w:tcW w:w="1813" w:type="dxa"/>
+            <w:tcBorders>
+              <w:start w:val="single" w:sz="4" w:space="0" w:color="000000"/>
+              <w:bottom w:val="single" w:sz="4" w:space="0" w:color="000000"/>
+            </w:tcBorders>
+          </w:tcPr>
+          <w:p>
+            <w:pPr>
+              <w:pStyle w:val="Contenudetableauuser"/>
+              <w:rPr>
+                <w:b/>
+                <w:bCs/>
+              </w:rPr>
+            </w:pPr>
+            <w:r>
+              <w:rPr>
+                <w:b/>
+                <w:bCs/>
+              </w:rPr>
+              <w:t>Mécanisme</w:t>
+            </w:r>
+          </w:p>
+        </w:tc>
+        <w:tc>
+          <w:tcPr>
+            <w:tcW w:w="3604" w:type="dxa"/>
+            <w:tcBorders>
+              <w:start w:val="single" w:sz="4" w:space="0" w:color="000000"/>
+              <w:bottom w:val="single" w:sz="4" w:space="0" w:color="000000"/>
+            </w:tcBorders>
+          </w:tcPr>
+          <w:p>
+            <w:pPr>
+              <w:pStyle w:val="Contenudetableauuser"/>
+              <w:rPr/>
+            </w:pPr>
+            <w:r>
+              <w:rPr/>
+            </w:r>
+          </w:p>
+        </w:tc>
+        <w:tc>
+          <w:tcPr>
+            <w:tcW w:w="3604" w:type="dxa"/>
+            <w:tcBorders>
+              <w:start w:val="single" w:sz="4" w:space="0" w:color="000000"/>
+              <w:bottom w:val="single" w:sz="4" w:space="0" w:color="000000"/>
+              <w:end w:val="single" w:sz="4" w:space="0" w:color="000000"/>
+            </w:tcBorders>
+          </w:tcPr>
+          <w:p>
+            <w:pPr>
+              <w:pStyle w:val="Contenudetableauuser"/>
+              <w:rPr/>
+            </w:pPr>
+            <w:r>
+              <w:rPr/>
+            </w:r>
+          </w:p>
+        </w:tc>
+      </w:tr>
+      <w:tr>
+        <w:trPr/>
+        <w:tc>
+          <w:tcPr>
+            <w:tcW w:w="1813" w:type="dxa"/>
+            <w:tcBorders>
+              <w:start w:val="single" w:sz="4" w:space="0" w:color="000000"/>
+              <w:bottom w:val="single" w:sz="4" w:space="0" w:color="000000"/>
+            </w:tcBorders>
+          </w:tcPr>
+          <w:p>
+            <w:pPr>
+              <w:pStyle w:val="Contenudetableauuser"/>
+              <w:rPr>
+                <w:b/>
+                <w:bCs/>
+              </w:rPr>
+            </w:pPr>
+            <w:r>
+              <w:rPr>
+                <w:b/>
+                <w:bCs/>
+              </w:rPr>
+              <w:t>Vitesse</w:t>
+            </w:r>
+          </w:p>
+        </w:tc>
+        <w:tc>
+          <w:tcPr>
+            <w:tcW w:w="3604" w:type="dxa"/>
+            <w:tcBorders>
+              <w:start w:val="single" w:sz="4" w:space="0" w:color="000000"/>
+              <w:bottom w:val="single" w:sz="4" w:space="0" w:color="000000"/>
+            </w:tcBorders>
+          </w:tcPr>
+          <w:p>
+            <w:pPr>
+              <w:pStyle w:val="Contenudetableauuser"/>
+              <w:rPr/>
+            </w:pPr>
+            <w:r>
+              <w:rPr/>
+            </w:r>
+          </w:p>
+        </w:tc>
+        <w:tc>
+          <w:tcPr>
+            <w:tcW w:w="3604" w:type="dxa"/>
+            <w:tcBorders>
+              <w:start w:val="single" w:sz="4" w:space="0" w:color="000000"/>
+              <w:bottom w:val="single" w:sz="4" w:space="0" w:color="000000"/>
+              <w:end w:val="single" w:sz="4" w:space="0" w:color="000000"/>
+            </w:tcBorders>
+          </w:tcPr>
+          <w:p>
+            <w:pPr>
+              <w:pStyle w:val="Contenudetableauuser"/>
+              <w:rPr/>
+            </w:pPr>
+            <w:r>
+              <w:rPr/>
+            </w:r>
+          </w:p>
+        </w:tc>
+      </w:tr>
+      <w:tr>
+        <w:trPr/>
+        <w:tc>
+          <w:tcPr>
+            <w:tcW w:w="1813" w:type="dxa"/>
+            <w:tcBorders>
+              <w:start w:val="single" w:sz="4" w:space="0" w:color="000000"/>
+              <w:bottom w:val="single" w:sz="4" w:space="0" w:color="000000"/>
+            </w:tcBorders>
+          </w:tcPr>
+          <w:p>
+            <w:pPr>
+              <w:pStyle w:val="Contenudetableauuser"/>
+              <w:rPr>
+                <w:b/>
+                <w:bCs/>
+              </w:rPr>
+            </w:pPr>
+            <w:r>
+              <w:rPr>
+                <w:b/>
+                <w:bCs/>
+              </w:rPr>
+              <w:t>Prix</w:t>
+            </w:r>
+          </w:p>
+        </w:tc>
+        <w:tc>
+          <w:tcPr>
+            <w:tcW w:w="3604" w:type="dxa"/>
+            <w:tcBorders>
+              <w:start w:val="single" w:sz="4" w:space="0" w:color="000000"/>
+              <w:bottom w:val="single" w:sz="4" w:space="0" w:color="000000"/>
+            </w:tcBorders>
+          </w:tcPr>
+          <w:p>
+            <w:pPr>
+              <w:pStyle w:val="Contenudetableauuser"/>
+              <w:rPr/>
+            </w:pPr>
+            <w:r>
+              <w:rPr/>
+            </w:r>
+          </w:p>
+        </w:tc>
+        <w:tc>
+          <w:tcPr>
+            <w:tcW w:w="3604" w:type="dxa"/>
+            <w:tcBorders>
+              <w:start w:val="single" w:sz="4" w:space="0" w:color="000000"/>
+              <w:bottom w:val="single" w:sz="4" w:space="0" w:color="000000"/>
+              <w:end w:val="single" w:sz="4" w:space="0" w:color="000000"/>
+            </w:tcBorders>
+          </w:tcPr>
+          <w:p>
+            <w:pPr>
+              <w:pStyle w:val="Contenudetableauuser"/>
+              <w:rPr/>
+            </w:pPr>
+            <w:r>
+              <w:rPr/>
+            </w:r>
+          </w:p>
+        </w:tc>
+      </w:tr>
+      <w:tr>
+        <w:trPr/>
+        <w:tc>
+          <w:tcPr>
+            <w:tcW w:w="1813" w:type="dxa"/>
+            <w:tcBorders>
+              <w:start w:val="single" w:sz="4" w:space="0" w:color="000000"/>
+              <w:bottom w:val="single" w:sz="4" w:space="0" w:color="000000"/>
+            </w:tcBorders>
+          </w:tcPr>
+          <w:p>
+            <w:pPr>
+              <w:pStyle w:val="Contenudetableauuser"/>
+              <w:rPr>
+                <w:b/>
+                <w:bCs/>
+              </w:rPr>
+            </w:pPr>
+            <w:r>
+              <w:rPr>
+                <w:b/>
+                <w:bCs/>
+              </w:rPr>
+              <w:t>Fragilité</w:t>
+            </w:r>
+          </w:p>
+        </w:tc>
+        <w:tc>
+          <w:tcPr>
+            <w:tcW w:w="3604" w:type="dxa"/>
+            <w:tcBorders>
+              <w:start w:val="single" w:sz="4" w:space="0" w:color="000000"/>
+              <w:bottom w:val="single" w:sz="4" w:space="0" w:color="000000"/>
+            </w:tcBorders>
+          </w:tcPr>
+          <w:p>
+            <w:pPr>
+              <w:pStyle w:val="Contenudetableauuser"/>
+              <w:rPr/>
+            </w:pPr>
+            <w:r>
+              <w:rPr/>
+            </w:r>
+          </w:p>
+        </w:tc>
+        <w:tc>
+          <w:tcPr>
+            <w:tcW w:w="3604" w:type="dxa"/>
+            <w:tcBorders>
+              <w:start w:val="single" w:sz="4" w:space="0" w:color="000000"/>
+              <w:bottom w:val="single" w:sz="4" w:space="0" w:color="000000"/>
+              <w:end w:val="single" w:sz="4" w:space="0" w:color="000000"/>
+            </w:tcBorders>
+          </w:tcPr>
+          <w:p>
+            <w:pPr>
+              <w:pStyle w:val="Contenudetableauuser"/>
+              <w:rPr/>
+            </w:pPr>
+            <w:r>
+              <w:rPr/>
+            </w:r>
+          </w:p>
+        </w:tc>
+      </w:tr>
+    </w:tbl>
+    <w:p>
+      <w:pPr>
+        <w:pStyle w:val="Style21"/>
+        <w:numPr>
+          <w:ilvl w:val="1"/>
+          <w:numId w:val="1"/>
+        </w:numPr>
+        <w:ind w:hanging="578" w:start="578"/>
+        <w:rPr/>
+      </w:pPr>
+      <w:r>
+        <w:rPr/>
         <w:t>Branchements</w:t>
       </w:r>
     </w:p>
     <w:p>
       <w:pPr>
         <w:pStyle w:val="Normal"/>
-        <w:ind w:start="360"/>
+        <w:ind w:hanging="0" w:start="0"/>
         <w:rPr/>
       </w:pPr>
       <w:r>
@@ -3617,397 +4098,7 @@
       </w:pPr>
       <w:r>
         <w:rPr/>
-        <w:t>Rechercher une image sur le Web de chacun des différents connecteurs qu'il est utile de connaître et ajouter l'image au tableau ci-dessous:</w:t>
-      </w:r>
-    </w:p>
-    <w:tbl>
-      <w:tblPr>
-        <w:tblStyle w:val="Grilledutableau"/>
-        <w:tblW w:w="8656" w:type="dxa"/>
-        <w:jc w:val="start"/>
-        <w:tblInd w:w="360" w:type="dxa"/>
-        <w:tblLayout w:type="fixed"/>
-        <w:tblCellMar>
-          <w:top w:w="0" w:type="dxa"/>
-          <w:start w:w="108" w:type="dxa"/>
-          <w:bottom w:w="0" w:type="dxa"/>
-          <w:end w:w="108" w:type="dxa"/>
-        </w:tblCellMar>
-        <w:tblLook w:firstRow="1" w:noVBand="1" w:lastRow="0" w:firstColumn="1" w:lastColumn="0" w:noHBand="0" w:val="04a0"/>
-      </w:tblPr>
-      <w:tblGrid>
-        <w:gridCol w:w="4328"/>
-        <w:gridCol w:w="4328"/>
-      </w:tblGrid>
-      <w:tr>
-        <w:trPr/>
-        <w:tc>
-          <w:tcPr>
-            <w:tcW w:w="4328" w:type="dxa"/>
-            <w:tcBorders/>
-          </w:tcPr>
-          <w:p>
-            <w:pPr>
-              <w:pStyle w:val="Normal"/>
-              <w:widowControl/>
-              <w:suppressAutoHyphens w:val="true"/>
-              <w:spacing w:lineRule="auto" w:line="240" w:before="0" w:after="0"/>
-              <w:jc w:val="start"/>
-              <w:rPr>
-                <w:rFonts w:ascii="Calibri" w:hAnsi="Calibri" w:eastAsia="Calibri" w:cs="Arial"/>
-                <w:kern w:val="0"/>
-                <w:sz w:val="22"/>
-                <w:szCs w:val="22"/>
-                <w:lang w:val="fr-CH" w:eastAsia="en-US" w:bidi="ar-SA"/>
-              </w:rPr>
-            </w:pPr>
-            <w:r>
-              <w:rPr>
-                <w:rFonts w:eastAsia="Calibri" w:cs="Arial"/>
-                <w:kern w:val="0"/>
-                <w:sz w:val="22"/>
-                <w:szCs w:val="22"/>
-                <w:lang w:val="fr-CH" w:eastAsia="en-US" w:bidi="ar-SA"/>
-              </w:rPr>
-              <w:t>USB Type-A:</w:t>
-            </w:r>
-          </w:p>
-          <w:p>
-            <w:pPr>
-              <w:pStyle w:val="Normal"/>
-              <w:widowControl/>
-              <w:suppressAutoHyphens w:val="true"/>
-              <w:spacing w:lineRule="auto" w:line="240" w:before="0" w:after="0"/>
-              <w:jc w:val="start"/>
-              <w:rPr>
-                <w:b/>
-                <w:bCs/>
-              </w:rPr>
-            </w:pPr>
-            <w:r>
-              <w:rPr>
-                <w:rFonts w:eastAsia="Calibri" w:cs="Arial"/>
-                <w:color w:themeColor="background1" w:themeShade="d9" w:val="D9D9D9"/>
-                <w:kern w:val="0"/>
-                <w:sz w:val="22"/>
-                <w:szCs w:val="22"/>
-                <w:lang w:val="fr-CH" w:eastAsia="en-US" w:bidi="ar-SA"/>
-              </w:rPr>
-              <w:t>(ajouter l'image)</w:t>
-            </w:r>
-          </w:p>
-        </w:tc>
-        <w:tc>
-          <w:tcPr>
-            <w:tcW w:w="4328" w:type="dxa"/>
-            <w:tcBorders/>
-          </w:tcPr>
-          <w:p>
-            <w:pPr>
-              <w:pStyle w:val="Normal"/>
-              <w:widowControl/>
-              <w:suppressAutoHyphens w:val="true"/>
-              <w:spacing w:lineRule="auto" w:line="240" w:before="0" w:after="0"/>
-              <w:jc w:val="start"/>
-              <w:rPr>
-                <w:rFonts w:ascii="Calibri" w:hAnsi="Calibri" w:eastAsia="Calibri" w:cs="Arial"/>
-                <w:kern w:val="0"/>
-                <w:sz w:val="22"/>
-                <w:szCs w:val="22"/>
-                <w:lang w:val="fr-CH" w:eastAsia="en-US" w:bidi="ar-SA"/>
-              </w:rPr>
-            </w:pPr>
-            <w:r>
-              <w:rPr>
-                <w:rFonts w:eastAsia="Calibri" w:cs="Arial"/>
-                <w:kern w:val="0"/>
-                <w:sz w:val="22"/>
-                <w:szCs w:val="22"/>
-                <w:lang w:val="fr-CH" w:eastAsia="en-US" w:bidi="ar-SA"/>
-              </w:rPr>
-              <w:t>USB Micro-B:</w:t>
-            </w:r>
-          </w:p>
-          <w:p>
-            <w:pPr>
-              <w:pStyle w:val="Normal"/>
-              <w:widowControl/>
-              <w:suppressAutoHyphens w:val="true"/>
-              <w:spacing w:lineRule="auto" w:line="240" w:before="0" w:after="0"/>
-              <w:jc w:val="start"/>
-              <w:rPr>
-                <w:rFonts w:ascii="Calibri" w:hAnsi="Calibri" w:eastAsia="Calibri" w:cs="Arial"/>
-                <w:kern w:val="0"/>
-                <w:sz w:val="22"/>
-                <w:szCs w:val="22"/>
-                <w:lang w:val="fr-CH" w:eastAsia="en-US" w:bidi="ar-SA"/>
-              </w:rPr>
-            </w:pPr>
-            <w:r>
-              <w:rPr>
-                <w:rFonts w:eastAsia="Calibri" w:cs="Arial"/>
-                <w:color w:themeColor="background1" w:themeShade="d9" w:val="D9D9D9"/>
-                <w:kern w:val="0"/>
-                <w:sz w:val="22"/>
-                <w:szCs w:val="22"/>
-                <w:lang w:val="fr-CH" w:eastAsia="en-US" w:bidi="ar-SA"/>
-              </w:rPr>
-              <w:t>(ajouter l'image)</w:t>
-            </w:r>
-          </w:p>
-        </w:tc>
-      </w:tr>
-      <w:tr>
-        <w:trPr/>
-        <w:tc>
-          <w:tcPr>
-            <w:tcW w:w="4328" w:type="dxa"/>
-            <w:tcBorders/>
-          </w:tcPr>
-          <w:p>
-            <w:pPr>
-              <w:pStyle w:val="Normal"/>
-              <w:widowControl/>
-              <w:suppressAutoHyphens w:val="true"/>
-              <w:spacing w:lineRule="auto" w:line="240" w:before="0" w:after="0"/>
-              <w:jc w:val="start"/>
-              <w:rPr>
-                <w:rFonts w:ascii="Calibri" w:hAnsi="Calibri" w:eastAsia="Calibri" w:cs="Arial"/>
-                <w:kern w:val="0"/>
-                <w:sz w:val="22"/>
-                <w:szCs w:val="22"/>
-                <w:lang w:val="fr-CH" w:eastAsia="en-US" w:bidi="ar-SA"/>
-              </w:rPr>
-            </w:pPr>
-            <w:r>
-              <w:rPr>
-                <w:rFonts w:eastAsia="Calibri" w:cs="Arial"/>
-                <w:kern w:val="0"/>
-                <w:sz w:val="22"/>
-                <w:szCs w:val="22"/>
-                <w:lang w:val="fr-CH" w:eastAsia="en-US" w:bidi="ar-SA"/>
-              </w:rPr>
-              <w:t>USB C:</w:t>
-            </w:r>
-          </w:p>
-          <w:p>
-            <w:pPr>
-              <w:pStyle w:val="Normal"/>
-              <w:widowControl/>
-              <w:suppressAutoHyphens w:val="true"/>
-              <w:spacing w:lineRule="auto" w:line="240" w:before="0" w:after="0"/>
-              <w:jc w:val="start"/>
-              <w:rPr>
-                <w:rFonts w:ascii="Calibri" w:hAnsi="Calibri" w:eastAsia="Calibri" w:cs="Arial"/>
-                <w:kern w:val="0"/>
-                <w:sz w:val="22"/>
-                <w:szCs w:val="22"/>
-                <w:lang w:val="fr-CH" w:eastAsia="en-US" w:bidi="ar-SA"/>
-              </w:rPr>
-            </w:pPr>
-            <w:r>
-              <w:rPr>
-                <w:rFonts w:eastAsia="Calibri" w:cs="Arial"/>
-                <w:color w:themeColor="background1" w:themeShade="d9" w:val="D9D9D9"/>
-                <w:kern w:val="0"/>
-                <w:sz w:val="22"/>
-                <w:szCs w:val="22"/>
-                <w:lang w:val="fr-CH" w:eastAsia="en-US" w:bidi="ar-SA"/>
-              </w:rPr>
-              <w:t>(ajouter l'image)</w:t>
-            </w:r>
-          </w:p>
-        </w:tc>
-        <w:tc>
-          <w:tcPr>
-            <w:tcW w:w="4328" w:type="dxa"/>
-            <w:tcBorders/>
-          </w:tcPr>
-          <w:p>
-            <w:pPr>
-              <w:pStyle w:val="Normal"/>
-              <w:widowControl/>
-              <w:suppressAutoHyphens w:val="true"/>
-              <w:spacing w:lineRule="auto" w:line="240" w:before="0" w:after="0"/>
-              <w:jc w:val="start"/>
-              <w:rPr>
-                <w:rFonts w:ascii="Calibri" w:hAnsi="Calibri" w:eastAsia="Calibri" w:cs="Arial"/>
-                <w:kern w:val="0"/>
-                <w:sz w:val="22"/>
-                <w:szCs w:val="22"/>
-                <w:lang w:val="fr-CH" w:eastAsia="en-US" w:bidi="ar-SA"/>
-              </w:rPr>
-            </w:pPr>
-            <w:r>
-              <w:rPr>
-                <w:rFonts w:eastAsia="Calibri" w:cs="Arial"/>
-                <w:kern w:val="0"/>
-                <w:sz w:val="22"/>
-                <w:szCs w:val="22"/>
-                <w:lang w:val="fr-CH" w:eastAsia="en-US" w:bidi="ar-SA"/>
-              </w:rPr>
-              <w:t>HDMI:</w:t>
-            </w:r>
-          </w:p>
-          <w:p>
-            <w:pPr>
-              <w:pStyle w:val="Normal"/>
-              <w:widowControl/>
-              <w:suppressAutoHyphens w:val="true"/>
-              <w:spacing w:lineRule="auto" w:line="240" w:before="0" w:after="0"/>
-              <w:jc w:val="start"/>
-              <w:rPr>
-                <w:rFonts w:ascii="Calibri" w:hAnsi="Calibri" w:eastAsia="Calibri" w:cs="Arial"/>
-                <w:kern w:val="0"/>
-                <w:sz w:val="22"/>
-                <w:szCs w:val="22"/>
-                <w:lang w:val="fr-CH" w:eastAsia="en-US" w:bidi="ar-SA"/>
-              </w:rPr>
-            </w:pPr>
-            <w:r>
-              <w:rPr>
-                <w:rFonts w:eastAsia="Calibri" w:cs="Arial"/>
-                <w:color w:themeColor="background1" w:themeShade="d9" w:val="D9D9D9"/>
-                <w:kern w:val="0"/>
-                <w:sz w:val="22"/>
-                <w:szCs w:val="22"/>
-                <w:lang w:val="fr-CH" w:eastAsia="en-US" w:bidi="ar-SA"/>
-              </w:rPr>
-              <w:t>(ajouter l'image)</w:t>
-            </w:r>
-          </w:p>
-        </w:tc>
-      </w:tr>
-      <w:tr>
-        <w:trPr/>
-        <w:tc>
-          <w:tcPr>
-            <w:tcW w:w="4328" w:type="dxa"/>
-            <w:tcBorders/>
-          </w:tcPr>
-          <w:p>
-            <w:pPr>
-              <w:pStyle w:val="Normal"/>
-              <w:widowControl/>
-              <w:suppressAutoHyphens w:val="true"/>
-              <w:spacing w:lineRule="auto" w:line="240" w:before="0" w:after="0"/>
-              <w:jc w:val="start"/>
-              <w:rPr>
-                <w:rFonts w:ascii="Calibri" w:hAnsi="Calibri" w:eastAsia="Calibri" w:cs="Arial"/>
-                <w:kern w:val="0"/>
-                <w:sz w:val="22"/>
-                <w:szCs w:val="22"/>
-                <w:lang w:val="fr-CH" w:eastAsia="en-US" w:bidi="ar-SA"/>
-              </w:rPr>
-            </w:pPr>
-            <w:r>
-              <w:rPr>
-                <w:rFonts w:eastAsia="Calibri" w:cs="Arial"/>
-                <w:kern w:val="0"/>
-                <w:sz w:val="22"/>
-                <w:szCs w:val="22"/>
-                <w:lang w:val="fr-CH" w:eastAsia="en-US" w:bidi="ar-SA"/>
-              </w:rPr>
-              <w:t>Câble réseau:</w:t>
-            </w:r>
-          </w:p>
-          <w:p>
-            <w:pPr>
-              <w:pStyle w:val="Normal"/>
-              <w:widowControl/>
-              <w:suppressAutoHyphens w:val="true"/>
-              <w:spacing w:lineRule="auto" w:line="240" w:before="0" w:after="0"/>
-              <w:jc w:val="start"/>
-              <w:rPr>
-                <w:rFonts w:ascii="Calibri" w:hAnsi="Calibri" w:eastAsia="Calibri" w:cs="Arial"/>
-                <w:kern w:val="0"/>
-                <w:sz w:val="22"/>
-                <w:szCs w:val="22"/>
-                <w:lang w:val="fr-CH" w:eastAsia="en-US" w:bidi="ar-SA"/>
-              </w:rPr>
-            </w:pPr>
-            <w:r>
-              <w:rPr>
-                <w:rFonts w:eastAsia="Calibri" w:cs="Arial"/>
-                <w:color w:themeColor="background1" w:themeShade="d9" w:val="D9D9D9"/>
-                <w:kern w:val="0"/>
-                <w:sz w:val="22"/>
-                <w:szCs w:val="22"/>
-                <w:lang w:val="fr-CH" w:eastAsia="en-US" w:bidi="ar-SA"/>
-              </w:rPr>
-              <w:t>(ajouter l'image)</w:t>
-            </w:r>
-          </w:p>
-        </w:tc>
-        <w:tc>
-          <w:tcPr>
-            <w:tcW w:w="4328" w:type="dxa"/>
-            <w:tcBorders/>
-          </w:tcPr>
-          <w:p>
-            <w:pPr>
-              <w:pStyle w:val="Normal"/>
-              <w:widowControl/>
-              <w:suppressAutoHyphens w:val="true"/>
-              <w:spacing w:lineRule="auto" w:line="240" w:before="0" w:after="0"/>
-              <w:jc w:val="start"/>
-              <w:rPr>
-                <w:rFonts w:ascii="Calibri" w:hAnsi="Calibri" w:eastAsia="Calibri" w:cs="Arial"/>
-                <w:kern w:val="0"/>
-                <w:sz w:val="22"/>
-                <w:szCs w:val="22"/>
-                <w:lang w:val="fr-CH" w:eastAsia="en-US" w:bidi="ar-SA"/>
-              </w:rPr>
-            </w:pPr>
-            <w:r>
-              <w:rPr>
-                <w:rFonts w:eastAsia="Calibri" w:cs="Arial"/>
-                <w:kern w:val="0"/>
-                <w:sz w:val="22"/>
-                <w:szCs w:val="22"/>
-                <w:lang w:val="fr-CH" w:eastAsia="en-US" w:bidi="ar-SA"/>
-              </w:rPr>
-              <w:t>Pour casque ou haut-parleur:</w:t>
-            </w:r>
-          </w:p>
-          <w:p>
-            <w:pPr>
-              <w:pStyle w:val="Normal"/>
-              <w:widowControl/>
-              <w:suppressAutoHyphens w:val="true"/>
-              <w:spacing w:lineRule="auto" w:line="240" w:before="0" w:after="0"/>
-              <w:jc w:val="start"/>
-              <w:rPr>
-                <w:rFonts w:ascii="Calibri" w:hAnsi="Calibri" w:eastAsia="Calibri" w:cs="Arial"/>
-                <w:kern w:val="0"/>
-                <w:sz w:val="22"/>
-                <w:szCs w:val="22"/>
-                <w:lang w:val="fr-CH" w:eastAsia="en-US" w:bidi="ar-SA"/>
-              </w:rPr>
-            </w:pPr>
-            <w:r>
-              <w:rPr>
-                <w:rFonts w:eastAsia="Calibri" w:cs="Arial"/>
-                <w:color w:themeColor="background1" w:themeShade="d9" w:val="D9D9D9"/>
-                <w:kern w:val="0"/>
-                <w:sz w:val="22"/>
-                <w:szCs w:val="22"/>
-                <w:lang w:val="fr-CH" w:eastAsia="en-US" w:bidi="ar-SA"/>
-              </w:rPr>
-              <w:t>(ajouter photo de votre ordinateur portable)</w:t>
-            </w:r>
-          </w:p>
-        </w:tc>
-      </w:tr>
-    </w:tbl>
-    <w:p>
-      <w:pPr>
-        <w:pStyle w:val="Normal"/>
-        <w:ind w:start="360"/>
-        <w:rPr/>
-      </w:pPr>
-      <w:r>
-        <w:rPr/>
+        <w:t>Nommez ceux qui sont sur votre ordinateur (par exemple, USB-C, HDMI, USB-A, …).</w:t>
       </w:r>
     </w:p>
     <w:p>
@@ -5052,6 +5143,143 @@
   <w:abstractNum w:abstractNumId="7">
     <w:lvl w:ilvl="0">
       <w:start w:val="1"/>
+      <w:numFmt w:val="bullet"/>
+      <w:lvlText w:val=""/>
+      <w:lvlJc w:val="start"/>
+      <w:pPr>
+        <w:tabs>
+          <w:tab w:val="num" w:pos="720"/>
+        </w:tabs>
+        <w:ind w:start="720" w:hanging="360"/>
+      </w:pPr>
+      <w:rPr>
+        <w:rFonts w:ascii="Symbol" w:hAnsi="Symbol" w:cs="Symbol" w:hint="default"/>
+      </w:rPr>
+    </w:lvl>
+    <w:lvl w:ilvl="1">
+      <w:start w:val="1"/>
+      <w:numFmt w:val="bullet"/>
+      <w:lvlText w:val="◦"/>
+      <w:lvlJc w:val="start"/>
+      <w:pPr>
+        <w:tabs>
+          <w:tab w:val="num" w:pos="1080"/>
+        </w:tabs>
+        <w:ind w:start="1080" w:hanging="360"/>
+      </w:pPr>
+      <w:rPr>
+        <w:rFonts w:ascii="OpenSymbol" w:hAnsi="OpenSymbol" w:cs="OpenSymbol" w:hint="default"/>
+      </w:rPr>
+    </w:lvl>
+    <w:lvl w:ilvl="2">
+      <w:start w:val="1"/>
+      <w:numFmt w:val="bullet"/>
+      <w:lvlText w:val="▪"/>
+      <w:lvlJc w:val="start"/>
+      <w:pPr>
+        <w:tabs>
+          <w:tab w:val="num" w:pos="1440"/>
+        </w:tabs>
+        <w:ind w:start="1440" w:hanging="360"/>
+      </w:pPr>
+      <w:rPr>
+        <w:rFonts w:ascii="OpenSymbol" w:hAnsi="OpenSymbol" w:cs="OpenSymbol" w:hint="default"/>
+      </w:rPr>
+    </w:lvl>
+    <w:lvl w:ilvl="3">
+      <w:start w:val="1"/>
+      <w:numFmt w:val="bullet"/>
+      <w:lvlText w:val=""/>
+      <w:lvlJc w:val="start"/>
+      <w:pPr>
+        <w:tabs>
+          <w:tab w:val="num" w:pos="1800"/>
+        </w:tabs>
+        <w:ind w:start="1800" w:hanging="360"/>
+      </w:pPr>
+      <w:rPr>
+        <w:rFonts w:ascii="Symbol" w:hAnsi="Symbol" w:cs="Symbol" w:hint="default"/>
+      </w:rPr>
+    </w:lvl>
+    <w:lvl w:ilvl="4">
+      <w:start w:val="1"/>
+      <w:numFmt w:val="bullet"/>
+      <w:lvlText w:val="◦"/>
+      <w:lvlJc w:val="start"/>
+      <w:pPr>
+        <w:tabs>
+          <w:tab w:val="num" w:pos="2160"/>
+        </w:tabs>
+        <w:ind w:start="2160" w:hanging="360"/>
+      </w:pPr>
+      <w:rPr>
+        <w:rFonts w:ascii="OpenSymbol" w:hAnsi="OpenSymbol" w:cs="OpenSymbol" w:hint="default"/>
+      </w:rPr>
+    </w:lvl>
+    <w:lvl w:ilvl="5">
+      <w:start w:val="1"/>
+      <w:numFmt w:val="bullet"/>
+      <w:lvlText w:val="▪"/>
+      <w:lvlJc w:val="start"/>
+      <w:pPr>
+        <w:tabs>
+          <w:tab w:val="num" w:pos="2520"/>
+        </w:tabs>
+        <w:ind w:start="2520" w:hanging="360"/>
+      </w:pPr>
+      <w:rPr>
+        <w:rFonts w:ascii="OpenSymbol" w:hAnsi="OpenSymbol" w:cs="OpenSymbol" w:hint="default"/>
+      </w:rPr>
+    </w:lvl>
+    <w:lvl w:ilvl="6">
+      <w:start w:val="1"/>
+      <w:numFmt w:val="bullet"/>
+      <w:lvlText w:val=""/>
+      <w:lvlJc w:val="start"/>
+      <w:pPr>
+        <w:tabs>
+          <w:tab w:val="num" w:pos="2880"/>
+        </w:tabs>
+        <w:ind w:start="2880" w:hanging="360"/>
+      </w:pPr>
+      <w:rPr>
+        <w:rFonts w:ascii="Symbol" w:hAnsi="Symbol" w:cs="Symbol" w:hint="default"/>
+      </w:rPr>
+    </w:lvl>
+    <w:lvl w:ilvl="7">
+      <w:start w:val="1"/>
+      <w:numFmt w:val="bullet"/>
+      <w:lvlText w:val="◦"/>
+      <w:lvlJc w:val="start"/>
+      <w:pPr>
+        <w:tabs>
+          <w:tab w:val="num" w:pos="3240"/>
+        </w:tabs>
+        <w:ind w:start="3240" w:hanging="360"/>
+      </w:pPr>
+      <w:rPr>
+        <w:rFonts w:ascii="OpenSymbol" w:hAnsi="OpenSymbol" w:cs="OpenSymbol" w:hint="default"/>
+      </w:rPr>
+    </w:lvl>
+    <w:lvl w:ilvl="8">
+      <w:start w:val="1"/>
+      <w:numFmt w:val="bullet"/>
+      <w:lvlText w:val="▪"/>
+      <w:lvlJc w:val="start"/>
+      <w:pPr>
+        <w:tabs>
+          <w:tab w:val="num" w:pos="3600"/>
+        </w:tabs>
+        <w:ind w:start="3600" w:hanging="360"/>
+      </w:pPr>
+      <w:rPr>
+        <w:rFonts w:ascii="OpenSymbol" w:hAnsi="OpenSymbol" w:cs="OpenSymbol" w:hint="default"/>
+      </w:rPr>
+    </w:lvl>
+  </w:abstractNum>
+  <w:abstractNum w:abstractNumId="8">
+    <w:lvl w:ilvl="0">
+      <w:start w:val="1"/>
       <w:numFmt w:val="none"/>
       <w:suff w:val="nothing"/>
       <w:lvlText w:val=""/>
@@ -5188,6 +5416,9 @@
   </w:num>
   <w:num w:numId="7">
     <w:abstractNumId w:val="7"/>
+  </w:num>
+  <w:num w:numId="8">
+    <w:abstractNumId w:val="8"/>
   </w:num>
 </w:numbering>
 </file>
@@ -5892,6 +6123,13 @@
       <w:u w:val="single"/>
     </w:rPr>
   </w:style>
+  <w:style w:type="character" w:styleId="Pucesuser">
+    <w:name w:val="Puces (user)"/>
+    <w:qFormat/>
+    <w:rPr>
+      <w:rFonts w:ascii="OpenSymbol" w:hAnsi="OpenSymbol" w:eastAsia="OpenSymbol" w:cs="OpenSymbol"/>
+    </w:rPr>
+  </w:style>
   <w:style w:type="paragraph" w:styleId="Titre">
     <w:name w:val="Titre"/>
     <w:basedOn w:val="Normal"/>
@@ -6498,6 +6736,16 @@
       <w:color w:val="C00000"/>
       <w:u w:val="single"/>
     </w:rPr>
+  </w:style>
+  <w:style w:type="paragraph" w:styleId="Contenudetableauuser">
+    <w:name w:val="Contenu de tableau (user)"/>
+    <w:basedOn w:val="Normal"/>
+    <w:qFormat/>
+    <w:pPr>
+      <w:widowControl w:val="false"/>
+      <w:suppressLineNumbers/>
+    </w:pPr>
+    <w:rPr/>
   </w:style>
   <w:style w:type="numbering" w:styleId="Pasdelisteuser" w:default="1">
     <w:name w:val="Pas de liste (user)"/>
